--- a/cf/sh/u/files/u004.docx
+++ b/cf/sh/u/files/u004.docx
@@ -20,7 +20,7 @@
     </w:p>
     <w:p>
       <w:r>
-        <w:t>請針對每個題目，把答案填在「回答：」後面（越具體越好）；填好後請放回您的部門資料夾即可，不需回信。</w:t>
+        <w:t>這份問卷是想更了解您的實際作業，好把您的 AI 助理做得更貼近需求。第一部分請把答案填在「回答：」後面（越具體越好）；第二部分只是先讓您了解，之後用的時候再一起調整，不用現在填。填好後放回您的部門資料夾即可，不需回信。</w:t>
       </w:r>
     </w:p>
     <w:p>
@@ -32,8 +32,16 @@
       </w:r>
     </w:p>
     <w:p>
+      <w:pPr>
+        <w:pStyle w:val="Heading2"/>
+      </w:pPr>
       <w:r>
-        <w:t>1. 會計端『未結工程主檔』實際有哪些欄位？工號編碼規則為何？能提供一份匯出檔嗎？</w:t>
+        <w:t>一、請您提供或確認的事情</w:t>
+      </w:r>
+    </w:p>
+    <w:p>
+      <w:r>
+        <w:t>1. 會計端那份『未結工程主檔』實際欄位長怎樣？麻煩從 EIP 或會計系統匯一份出來（可去識別化），我要確認工號怎麼編、金額欄位是什麼意思。</w:t>
       </w:r>
     </w:p>
     <w:p>
@@ -43,7 +51,7 @@
     </w:p>
     <w:p>
       <w:r>
-        <w:t>2. 工程開案單與變更單在單據上如何區分（標題、單別代號）？各能提供數份 PDF 樣本嗎？</w:t>
+        <w:t>2. 工助 email 給的工程開案單、變更單，PDF 長怎樣？各給我幾份樣本，我拿來測辨識準不準。</w:t>
       </w:r>
     </w:p>
     <w:p>
@@ -53,7 +61,7 @@
     </w:p>
     <w:p>
       <w:r>
-        <w:t>3. 比對的金額口徑是含稅還未稅？變更金額比對的是單次變更還是累計變更？</w:t>
+        <w:t>3. 怎麼一眼看出這張是『開案』還是『變更』？單子上有沒有固定的標題或單別代號可以認？</w:t>
       </w:r>
     </w:p>
     <w:p>
@@ -63,7 +71,7 @@
     </w:p>
     <w:p>
       <w:r>
-        <w:t>4. 『累計變更金額』在主檔如何維護？變更單金額如何累加對應？</w:t>
+        <w:t>4. 金額比對是看含稅還是未稅？變更金額是要看單筆還是累計？這個基準先講清楚，不然比對會錯。</w:t>
       </w:r>
     </w:p>
     <w:p>
@@ -73,7 +81,7 @@
     </w:p>
     <w:p>
       <w:r>
-        <w:t>5. EIP『未結工程報表』的欄位格式為何？希望輸出能直接套用嗎？</w:t>
+        <w:t>5. 核對出來的差異清單，最後是誰查、誰登進 EIP、誰認列帳務？您自己會在哪一步再把關？</w:t>
       </w:r>
     </w:p>
     <w:p>
@@ -82,13 +90,31 @@
       </w:r>
     </w:p>
     <w:p>
+      <w:pPr>
+        <w:pStyle w:val="Heading2"/>
+      </w:pPr>
       <w:r>
-        <w:t>6. 查出差異（主檔未建／金額不符）後，處理流程是誰接手？認列權責在哪？</w:t>
+        <w:t>二、要用了之後、跟 AI 一起調整的事情（先了解即可，不用現在填）</w:t>
       </w:r>
     </w:p>
     <w:p>
       <w:r>
-        <w:t>回答：</w:t>
+        <w:t>• PDF 上的工號、金額 AI 有時會看錯，尤其印得糊的，請您在用的時候指出來，我們一起調準。</w:t>
+      </w:r>
+    </w:p>
+    <w:p>
+      <w:r>
+        <w:t>• 遇到主檔查不到的新工號，AI 會標『待建主檔』不亂填，請您確認是不是真的漏建、告訴我怎麼歸。</w:t>
+      </w:r>
+    </w:p>
+    <w:p>
+      <w:r>
+        <w:t>• 差異判定（相符／待建／金額待查）的分類是不是您要的講法，用過幾筆再回饋。</w:t>
+      </w:r>
+    </w:p>
+    <w:p>
+      <w:r>
+        <w:t>• 碰到一張變更單牽動多個工號、或金額拆分的特殊狀況，第一次遇到請留給我看，我們補規則。</w:t>
       </w:r>
     </w:p>
     <w:p/>
